--- a/Fase 1/Evidencias Grupales/1.4_APT122_FormativaFase1_Informe.docx
+++ b/Fase 1/Evidencias Grupales/1.4_APT122_FormativaFase1_Informe.docx
@@ -1883,7 +1883,6 @@
     <w:p>
       <w:pPr>
         <w:spacing w:after="200"/>
-        <w:jc w:val="left"/>
         <w:rPr>
           <w:rFonts w:ascii="Times New Roman" w:eastAsia="Times New Roman" w:hAnsi="Times New Roman" w:cs="Times New Roman"/>
           <w:sz w:val="20"/>
@@ -1898,13 +1897,19 @@
         <w:t>Andrés Fernández</w:t>
       </w:r>
       <w:r>
-        <w:t>:[Andrés Fernández: completar con su propio interés profesional y cómo se relaciona con su rol de documentación en el proyecto]</w:t>
+        <w:t xml:space="preserve">: </w:t>
+      </w:r>
+      <w:r>
+        <w:t xml:space="preserve">Mi interés está en la gestión de proyectos TI, particularmente en roles como Project Manager o Scrum Master, así como en el levantamiento y la documentación formal de requerimientos. En este proyecto asumo el rol de levantamiento documental, liderando el levantamiento de requerimientos con Easy Office, validando los criterios de aceptación de cada historia de usuario y consolidando la documentación formal del proyecto. Es exactamente el tipo de trabajo </w:t>
+      </w:r>
+      <w:r>
+        <w:lastRenderedPageBreak/>
+        <w:t>que me gustaría hacer a futuro, así que este proyecto me sirve como una instancia real de práctica en esa dirección.</w:t>
       </w:r>
     </w:p>
     <w:p>
       <w:pPr>
         <w:spacing w:after="200"/>
-        <w:jc w:val="left"/>
       </w:pPr>
       <w:r>
         <w:rPr>
@@ -1914,9 +1919,13 @@
         <w:t>Dunkan Hernández</w:t>
       </w:r>
       <w:r>
-        <w:t>: completar con su propio interés profesional y cómo se relaciona con su rol de pruebas y desarrollo en el proyecto]</w:t>
-      </w:r>
-    </w:p>
+        <w:t xml:space="preserve">: </w:t>
+      </w:r>
+      <w:r>
+        <w:t>Mi interés está en desarrollar soluciones y automatizaciones, y en asegurarme de que lo que se construye realmente funcione como se espera. En este proyecto asumo el rol de QA, definiendo y ejecutando el plan de pruebas del sistema, verificando que las funcionalidades construidas por el equipo cumplan los criterios de aceptación y entreguen información confiable antes de darlas por terminadas. Este proyecto me permite poner en práctica esa mirada de calidad sobre un sistema real, con un cliente real detrás.</w:t>
+      </w:r>
+    </w:p>
+    <w:p/>
     <w:p>
       <w:pPr>
         <w:pStyle w:val="Ttulo2"/>
@@ -1930,7 +1939,6 @@
     </w:p>
     <w:p>
       <w:r>
-        <w:lastRenderedPageBreak/>
         <w:t>El proyecto es factible dentro del ramo porque el alcance que acordamos con el cliente es acotado: partimos con dos documentos de alto flujo y dejamos el resto para etapas posteriores.</w:t>
       </w:r>
     </w:p>
@@ -2056,6 +2064,7 @@
           <w:b/>
           <w:bCs/>
         </w:rPr>
+        <w:lastRenderedPageBreak/>
         <w:t>Objetivos específicos</w:t>
       </w:r>
     </w:p>
@@ -2121,7 +2130,6 @@
       <w:bookmarkStart w:id="15" w:name="_444fxhq4tgve" w:colFirst="0" w:colLast="0"/>
       <w:bookmarkEnd w:id="15"/>
       <w:r>
-        <w:lastRenderedPageBreak/>
         <w:t>6. Stakeholders</w:t>
       </w:r>
     </w:p>
@@ -2165,6 +2173,7 @@
         </w:numPr>
       </w:pPr>
       <w:r>
+        <w:lastRenderedPageBreak/>
         <w:t>Contrato de prestación de servicios entre Easy Office y el cliente.</w:t>
       </w:r>
     </w:p>
@@ -2211,7 +2220,6 @@
         </w:numPr>
       </w:pPr>
       <w:r>
-        <w:lastRenderedPageBreak/>
         <w:t>El cliente no cuenta con conocimientos técnicos avanzados, por lo que la interfaz debe ser simple y amigable.</w:t>
       </w:r>
     </w:p>
@@ -2282,7 +2290,11 @@
       </w:r>
       <w:proofErr w:type="spellEnd"/>
       <w:r>
-        <w:t xml:space="preserve"> Backlog, y cierra con una instancia de revisión del incremento construido. Para el seguimiento con el cliente, se acordaron reuniones cada dos semanas para mostrar avances, más un chat de </w:t>
+        <w:t xml:space="preserve"> Backlog, y cierra con una instancia de revisión del incremento construido. Para el seguimiento con el cliente, se </w:t>
+      </w:r>
+      <w:r>
+        <w:lastRenderedPageBreak/>
+        <w:t xml:space="preserve">acordaron reuniones cada dos semanas para mostrar avances, más un chat de </w:t>
       </w:r>
       <w:proofErr w:type="spellStart"/>
       <w:r>
@@ -2377,7 +2389,6 @@
                 <w:sz w:val="22"/>
                 <w:szCs w:val="22"/>
               </w:rPr>
-              <w:lastRenderedPageBreak/>
               <w:t>Fase</w:t>
             </w:r>
           </w:p>
@@ -3522,7 +3533,15 @@
                 <w:sz w:val="22"/>
                 <w:szCs w:val="22"/>
               </w:rPr>
-              <w:t>Bocetos de las pantallas principales del CRM (módulo de clientes, generación de documentos) para validar la experiencia de usuario antes de programar.</w:t>
+              <w:t xml:space="preserve">Bocetos de las pantallas principales del CRM (módulo de clientes, generación de documentos) para </w:t>
+            </w:r>
+            <w:r>
+              <w:rPr>
+                <w:sz w:val="22"/>
+                <w:szCs w:val="22"/>
+              </w:rPr>
+              <w:lastRenderedPageBreak/>
+              <w:t>validar la experiencia de usuario antes de programar.</w:t>
             </w:r>
           </w:p>
         </w:tc>
@@ -3556,6 +3575,7 @@
                 <w:sz w:val="22"/>
                 <w:szCs w:val="22"/>
               </w:rPr>
+              <w:lastRenderedPageBreak/>
               <w:t>Herramientas de diseño (</w:t>
             </w:r>
             <w:proofErr w:type="spellStart"/>
@@ -4353,7 +4373,6 @@
                 <w:sz w:val="22"/>
                 <w:szCs w:val="22"/>
               </w:rPr>
-              <w:lastRenderedPageBreak/>
               <w:t>Fase 3</w:t>
             </w:r>
           </w:p>
@@ -4549,11 +4568,9 @@
       <w:r>
         <w:t xml:space="preserve">A </w:t>
       </w:r>
-      <w:proofErr w:type="gramStart"/>
-      <w:r>
-        <w:t>continuación</w:t>
-      </w:r>
-      <w:proofErr w:type="gramEnd"/>
+      <w:r>
+        <w:t>continuación,</w:t>
+      </w:r>
       <w:r>
         <w:t xml:space="preserve"> se detallan las evidencias que se entregarán durante el proyecto.</w:t>
       </w:r>
@@ -5497,6 +5514,7 @@
     </w:p>
     <w:p>
       <w:r>
+        <w:lastRenderedPageBreak/>
         <w:t xml:space="preserve">Una historia de usuario se considera terminada cuando: el código implementa completamente los criterios de aceptación y fue probado manualmente en un entorno local; sigue las convenciones de código acordadas por el equipo; cuenta con pruebas unitarias para la lógica crítica (validación de RUT, generación de datos del contrato, integración con la firma electrónica); está </w:t>
       </w:r>
       <w:proofErr w:type="spellStart"/>
@@ -5524,7 +5542,6 @@
       <w:bookmarkStart w:id="21" w:name="_ngqf3am6o4v7" w:colFirst="0" w:colLast="0"/>
       <w:bookmarkEnd w:id="21"/>
       <w:r>
-        <w:lastRenderedPageBreak/>
         <w:t>13. Conclusiones</w:t>
       </w:r>
     </w:p>
@@ -5549,7 +5566,6 @@
     <w:p>
       <w:pPr>
         <w:spacing w:after="200"/>
-        <w:jc w:val="left"/>
         <w:rPr>
           <w:rFonts w:ascii="Times New Roman" w:eastAsia="Times New Roman" w:hAnsi="Times New Roman" w:cs="Times New Roman"/>
           <w:sz w:val="20"/>
@@ -5567,18 +5583,13 @@
         <w:t>:</w:t>
       </w:r>
       <w:r>
-        <w:t xml:space="preserve"> </w:t>
-      </w:r>
-      <w:r>
-        <w:t xml:space="preserve">Definir este proyecto confirmó que mi perfil está orientado a la gestión de proyectos y al levantamiento de requerimientos, más que al desarrollo técnico puro. Coordinar el levantamiento con Easy Office y estructurar la documentación del proyecto fue la parte que más disfruté de esta fase, lo que reafirma mi interés en seguir el camino de Project Manager o Scrum </w:t>
-      </w:r>
-      <w:proofErr w:type="gramStart"/>
-      <w:r>
-        <w:t>Master</w:t>
-      </w:r>
-      <w:proofErr w:type="gramEnd"/>
-      <w:r>
-        <w:t xml:space="preserve">. El principal desafío hacia adelante será mantener esa documentación al día a medida que el equipo avance en los </w:t>
+        <w:t xml:space="preserve"> Definir este proyecto confirmó que mi perfil está orientado a la gestión de proyectos y al levantamiento de requerimientos</w:t>
+      </w:r>
+      <w:r>
+        <w:t xml:space="preserve"> como al desarrollo</w:t>
+      </w:r>
+      <w:r>
+        <w:t xml:space="preserve">. Coordinar el levantamiento con Easy Office y estructurar la documentación del proyecto fue la parte que más disfruté de esta fase, lo que reafirma mi interés en seguir el camino de Project Manager o Scrum Master. El principal desafío hacia adelante será mantener esa documentación al día a medida que el equipo avance en los </w:t>
       </w:r>
       <w:proofErr w:type="spellStart"/>
       <w:r>
@@ -5591,9 +5602,82 @@
     </w:p>
     <w:p>
       <w:pPr>
+        <w:spacing w:after="200"/>
+      </w:pPr>
+      <w:r>
+        <w:rPr>
+          <w:b/>
+          <w:bCs/>
+        </w:rPr>
+        <w:lastRenderedPageBreak/>
+        <w:t>Dunkan Hernández</w:t>
+      </w:r>
+      <w:r>
+        <w:t>:</w:t>
+      </w:r>
+      <w:r>
+        <w:t xml:space="preserve"> Definir este proyecto me permitió confirmar que me interesa el aseguramiento de calidad tanto como el desarrollo en sí: no basta con que una funcionalidad esté construida, tiene que estar probada y funcionar de forma confiable. El alcance acotado a dos documentos de alto flujo hace que sea razonable pensar en pruebas serias (unitarias, de integración, de rendimiento y de seguridad) dentro del plazo del ramo, en vez de dejarlas para el final. El principal desafío hacia adelante será mantener las pruebas al día sprint a sprint, y no acumularlas para el cierre del proyecto.</w:t>
+      </w:r>
+    </w:p>
+    <w:p>
+      <w:pPr>
+        <w:pStyle w:val="Ttulo1"/>
         <w:spacing w:after="200"/>
         <w:jc w:val="left"/>
       </w:pPr>
+      <w:bookmarkStart w:id="22" w:name="_ilxblgy5f5e" w:colFirst="0" w:colLast="0"/>
+      <w:bookmarkEnd w:id="22"/>
+      <w:r>
+        <w:t>14. Reflexión</w:t>
+      </w:r>
+    </w:p>
+    <w:p>
+      <w:r>
+        <w:rPr>
+          <w:b/>
+          <w:bCs/>
+        </w:rPr>
+        <w:t>Diego Navarrete</w:t>
+      </w:r>
+      <w:r>
+        <w:t>:</w:t>
+      </w:r>
+      <w:r>
+        <w:t xml:space="preserve"> </w:t>
+      </w:r>
+      <w:r>
+        <w:t xml:space="preserve">Trabajar en la definición inicial de este proyecto me hizo dar cuenta de que gran parte del valor de un proyecto de software se decide antes de escribir una sola línea de código. Reunirme con el cliente, sin conocimientos técnicos, me obligó a traducir una necesidad de negocio poco clara en un alcance concreto y construible. Lo que más me costó fue el rol de liderazgo: no es algo que busque naturalmente, prefiero por lejos meterme de lleno en el desarrollo y en automatizar procesos antes que coordinar personas o tomar decisiones de negocio. </w:t>
+      </w:r>
+    </w:p>
+    <w:p>
+      <w:r>
+        <w:t xml:space="preserve">Aun así, esta primera fase me sirvió para practicar algo que probablemente me vuelva a tocar en futuros proyectos, y me deja más claro que mi interés real está en construir la solución técnica, no en liderarla. </w:t>
+      </w:r>
+    </w:p>
+    <w:p/>
+    <w:p>
+      <w:r>
+        <w:rPr>
+          <w:b/>
+          <w:bCs/>
+        </w:rPr>
+        <w:t>Andrés Fernández</w:t>
+      </w:r>
+      <w:r>
+        <w:t>:</w:t>
+      </w:r>
+      <w:r>
+        <w:t xml:space="preserve"> Esta primera fase me dejó claro que gran parte de mi aporte al equipo </w:t>
+      </w:r>
+      <w:r>
+        <w:t>es</w:t>
+      </w:r>
+      <w:r>
+        <w:t xml:space="preserve"> asegurarme de que entendamos bien lo que el cliente necesita antes de construirlo. Trabajar directamente con Easy Office, en vez de asumir sus necesidades, me hizo valorar la importancia de un buen levantamiento de requerimientos. De cara a las siguientes fases, quiero enfocarme en mantener la documentación ordenada y en validar tempranamente los criterios de aceptación de cada historia de usuario, para que el aseguramiento de calidad no dependa solo de Duncan al final del proyecto.</w:t>
+      </w:r>
+    </w:p>
+    <w:p/>
+    <w:p>
       <w:r>
         <w:rPr>
           <w:b/>
@@ -5602,84 +5686,14 @@
         <w:t>Dunkan Hernández</w:t>
       </w:r>
       <w:r>
-        <w:t>:</w:t>
-      </w:r>
-      <w:r>
-        <w:t xml:space="preserve"> </w:t>
-      </w:r>
-      <w:r>
-        <w:t>Definir este proyecto me permitió confirmar que me interesa el aseguramiento de calidad tanto como el desarrollo en sí: no basta con que una funcionalidad esté construida, tiene que estar probada y funcionar de forma confiable. El alcance acotado a dos documentos de alto flujo hace que sea razonable pensar en pruebas serias (unitarias, de integración, de rendimiento y de seguridad) dentro del plazo del ramo, en vez de dejarlas para el final. El principal desafío hacia adelante será mantener las pruebas al día sprint a sprint, y no acumularlas para el cierre del proyecto.</w:t>
-      </w:r>
-    </w:p>
-    <w:p>
-      <w:pPr>
-        <w:pStyle w:val="Ttulo1"/>
-        <w:spacing w:after="200"/>
-        <w:jc w:val="left"/>
-      </w:pPr>
-      <w:bookmarkStart w:id="22" w:name="_ilxblgy5f5e" w:colFirst="0" w:colLast="0"/>
-      <w:bookmarkEnd w:id="22"/>
-      <w:r>
-        <w:t>14. Reflexión</w:t>
-      </w:r>
-    </w:p>
-    <w:p>
-      <w:r>
-        <w:rPr>
-          <w:b/>
-          <w:bCs/>
-        </w:rPr>
-        <w:t>Diego Navarrete</w:t>
-      </w:r>
-      <w:r>
-        <w:t>:</w:t>
-      </w:r>
-      <w:r>
-        <w:t xml:space="preserve"> </w:t>
-      </w:r>
-      <w:r>
-        <w:t xml:space="preserve">Trabajar en la definición inicial de este proyecto me hizo dar cuenta de que gran parte del valor de un proyecto de software se decide antes de escribir </w:t>
+        <w:t xml:space="preserve">: </w:t>
+      </w:r>
+      <w:r>
+        <w:t xml:space="preserve">Esta primera fase me hizo pensar en la calidad no como una etapa final, sino como algo que hay que ir verificando desde el principio. Ver de cerca el problema real de Easy Office procesos que dependen completamente de que </w:t>
       </w:r>
       <w:r>
         <w:lastRenderedPageBreak/>
-        <w:t xml:space="preserve">una sola línea de código. Reunirme con el cliente, sin conocimientos técnicos, me obligó a traducir una necesidad de negocio poco clara en un alcance concreto y construible. Lo que más me costó fue el rol de liderazgo: no es algo que busque naturalmente, prefiero por lejos meterme de lleno en el desarrollo y en automatizar procesos antes que coordinar personas o tomar decisiones de negocio. </w:t>
-      </w:r>
-    </w:p>
-    <w:p>
-      <w:r>
-        <w:t xml:space="preserve">Aun así, esta primera fase me sirvió para practicar algo que probablemente me vuelva a tocar en futuros proyectos, y me deja más claro que mi interés real está en construir la solución técnica, no en liderarla. </w:t>
-      </w:r>
-    </w:p>
-    <w:p/>
-    <w:p>
-      <w:r>
-        <w:rPr>
-          <w:b/>
-          <w:bCs/>
-        </w:rPr>
-        <w:t>Andrés Fernández</w:t>
-      </w:r>
-      <w:r>
-        <w:t>:</w:t>
-      </w:r>
-      <w:r>
-        <w:t xml:space="preserve"> Esta primera fase me dejó claro que gran parte de mi aporte al equipo no está en programar, sino en asegurarme de que entendamos bien lo que el cliente necesita antes de construirlo. Trabajar directamente con Easy Office, en vez de asumir sus necesidades, me hizo valorar la importancia de un buen levantamiento de requerimientos. De cara a las siguientes fases, quiero enfocarme en mantener la documentación ordenada y en validar tempranamente los criterios de aceptación de cada historia de usuario, para que el aseguramiento de calidad no dependa solo de Duncan al final del proyecto.</w:t>
-      </w:r>
-    </w:p>
-    <w:p/>
-    <w:p>
-      <w:r>
-        <w:rPr>
-          <w:b/>
-          <w:bCs/>
-        </w:rPr>
-        <w:t>Dunkan Hernández</w:t>
-      </w:r>
-      <w:r>
-        <w:t xml:space="preserve">: </w:t>
-      </w:r>
-      <w:r>
-        <w:t xml:space="preserve">Esta primera fase me hizo pensar en la calidad no como una etapa final, sino como algo que hay que ir verificando desde el principio. Ver de cerca el problema real de Easy Office procesos que dependen completamente de que alguien esté disponible para tramitarlos a mano me deja claro que las pruebas que haga durante el proyecto no son solo un trámite académico, sino lo que realmente va a determinar si el sistema es confiable para un cliente real. De cara a los siguientes </w:t>
+        <w:t xml:space="preserve">alguien esté disponible para tramitarlos a mano me deja claro que las pruebas que haga durante el proyecto no son solo un trámite académico, sino lo que realmente va a determinar si el sistema es confiable para un cliente real. De cara a los siguientes </w:t>
       </w:r>
       <w:proofErr w:type="spellStart"/>
       <w:r>
@@ -6950,6 +6964,7 @@
   <w:style w:type="character" w:default="1" w:styleId="Fuentedeprrafopredeter">
     <w:name w:val="Default Paragraph Font"/>
     <w:uiPriority w:val="1"/>
+    <w:semiHidden/>
     <w:unhideWhenUsed/>
   </w:style>
   <w:style w:type="table" w:default="1" w:styleId="Tablanormal">

--- a/Fase 1/Evidencias Grupales/1.4_APT122_FormativaFase1_Informe.docx
+++ b/Fase 1/Evidencias Grupales/1.4_APT122_FormativaFase1_Informe.docx
@@ -5673,7 +5673,7 @@
         <w:t>es</w:t>
       </w:r>
       <w:r>
-        <w:t xml:space="preserve"> asegurarme de que entendamos bien lo que el cliente necesita antes de construirlo. Trabajar directamente con Easy Office, en vez de asumir sus necesidades, me hizo valorar la importancia de un buen levantamiento de requerimientos. De cara a las siguientes fases, quiero enfocarme en mantener la documentación ordenada y en validar tempranamente los criterios de aceptación de cada historia de usuario, para que el aseguramiento de calidad no dependa solo de Duncan al final del proyecto.</w:t>
+        <w:t xml:space="preserve"> asegurarme de que entendamos bien lo que el cliente necesita antes de construirlo. Trabajar directamente con Easy Office, en vez de asumir sus necesidades, me hizo valorar la importancia de un buen levantamiento de requerimientos. De cara a las siguientes fases, quiero enfocarme en mantener la documentación ordenada y en validar tempranamente los criterios de aceptación de cada historia de usuario, para que el aseguramiento de calidad no dependa solo de Dunkan al final del proyecto.</w:t>
       </w:r>
     </w:p>
     <w:p/>

--- a/Fase 1/Evidencias Grupales/1.4_APT122_FormativaFase1_Informe.docx
+++ b/Fase 1/Evidencias Grupales/1.4_APT122_FormativaFase1_Informe.docx
@@ -1728,7 +1728,7 @@
     </w:p>
     <w:p>
       <w:r>
-        <w:t>Easy Office se dedica a formalizar emprendimientos y a gestionar toda la documentación que eso implica: creación de empresas, inicio de actividades, domicilio tributario, contratos, declaraciones juradas. Hoy ese trabajo se hace a mano: alguien rellena un contrato, lo sube a la plataforma de firma electrónica, lo descarga una vez firmado y se lo reenvía al cliente. Todo depende de que un agente esté disponible en ese momento, lo que genera esperas y le pone un techo a cuánto puede crecer la empresa sin contratar más gente.</w:t>
+        <w:t>Easy Office se dedica a formalizar emprendimientos y a gestionar toda la documentación que eso implica: creación de empresas, inicio de actividades, domicilio tributario, contratos, declaraciones juradas. Hoy ese trabajo se hace a mano: alguien rellena un contrato, lo sube a la plataforma de firma electrónica, lo descarga una vez firmado y se lo reenvía al cliente. Todo depende de que un agente esté disponible en ese momento, lo que genera esperas y le pone un techo a cuánto puede crecer la empresa sin contratar más gente. Easy Office tiene su casa matriz en la Región de Valparaíso y una sucursal en la Región Metropolitana, que es donde opera el equipo de agentes con el que trabaja este proyecto.</w:t>
       </w:r>
     </w:p>
     <w:p/>
@@ -1876,7 +1876,7 @@
         <w:t>Diego Navarrete</w:t>
       </w:r>
       <w:r>
-        <w:t>: Mi interés está centrado en el desarrollo de software y en las automatizaciones, más que en la gestión de personas o de proyectos. En este proyecto me tocó asumir el rol de líder y contacto directo con el cliente, lo cual es un reto para mi persona, ya que me exige traducir conversaciones de negocio en objetivos y en una arquitectura concreta, algo bastante distinto a lo que naturalmente más disfruto, que es el desarrollo técnico en sí.</w:t>
+        <w:t>: Mi interés está centrado en el desarrollo de software y en las automatizaciones, más que en la gestión de personas o de proyectos. En este proyecto me tocó asumir el rol de Product Owner y contacto directo con el cliente, lo cual es un reto para mi persona, ya que me exige traducir conversaciones de negocio en objetivos y en una arquitectura concreta, algo bastante distinto a lo que naturalmente más disfruto, que es el desarrollo técnico en sí.</w:t>
       </w:r>
     </w:p>
     <w:p/>
@@ -1900,7 +1900,7 @@
         <w:t xml:space="preserve">: </w:t>
       </w:r>
       <w:r>
-        <w:t xml:space="preserve">Mi interés está en la gestión de proyectos TI, particularmente en roles como Project Manager o Scrum Master, así como en el levantamiento y la documentación formal de requerimientos. En este proyecto asumo el rol de levantamiento documental, liderando el levantamiento de requerimientos con Easy Office, validando los criterios de aceptación de cada historia de usuario y consolidando la documentación formal del proyecto. Es exactamente el tipo de trabajo </w:t>
+        <w:t xml:space="preserve">Mi interés está en la gestión de proyectos TI, particularmente en roles como Project Manager o Scrum Master, así como en el levantamiento y la documentación formal de requerimientos. En este proyecto asumo el rol de Scrum Master, liderando el levantamiento de requerimientos con Easy Office, facilitando la planificación de cada sprint, validando los criterios de aceptación de cada historia de usuario y consolidando la documentación formal del proyecto. Es exactamente el tipo de trabajo </w:t>
       </w:r>
       <w:r>
         <w:lastRenderedPageBreak/>
@@ -1922,7 +1922,7 @@
         <w:t xml:space="preserve">: </w:t>
       </w:r>
       <w:r>
-        <w:t>Mi interés está en desarrollar soluciones y automatizaciones, y en asegurarme de que lo que se construye realmente funcione como se espera. En este proyecto asumo el rol de QA, definiendo y ejecutando el plan de pruebas del sistema, verificando que las funcionalidades construidas por el equipo cumplan los criterios de aceptación y entreguen información confiable antes de darlas por terminadas. Este proyecto me permite poner en práctica esa mirada de calidad sobre un sistema real, con un cliente real detrás.</w:t>
+        <w:t>Mi interés está en desarrollar soluciones y automatizaciones, y en asegurarme de que lo que se construye realmente funcione como se espera. En este proyecto asumo el rol de Developer con foco en QA, definiendo y ejecutando el plan de pruebas del sistema, verificando que las funcionalidades construidas por el equipo cumplan los criterios de aceptación y entreguen información confiable antes de darlas por terminadas. Este proyecto me permite poner en práctica esa mirada de calidad sobre un sistema real, con un cliente real detrás.</w:t>
       </w:r>
     </w:p>
     <w:p/>
@@ -2147,7 +2147,7 @@
     <w:p/>
     <w:p>
       <w:r>
-        <w:t>Por parte del equipo de desarrollo, Diego Navarrete lidera el proyecto y es el contacto directo con el cliente, encargado del levantamiento de requerimientos y la planificación general. Andrés Fernández se enfoca mayormente en la documentación formal del proyecto. Dunkan Hernández apoya en pruebas y desarrollo. Aunque todos participamos en todo, estos son los roles principales que determinamos en base a lo que exige la metodología que utilizamos.</w:t>
+        <w:t>Por parte del equipo de desarrollo, Diego Navarrete es el Product Owner del equipo y el contacto directo con el cliente, encargado del levantamiento de requerimientos y la planificación general. Andrés Fernández es el Scrum Master del equipo y se enfoca mayormente en la documentación formal del proyecto. Dunkan Hernández es Developer, con foco en pruebas (QA) y desarrollo. Aunque todos participamos en todo, estos son los roles principales que determinamos en base a lo que exige la metodología que utilizamos.</w:t>
       </w:r>
     </w:p>
     <w:p>
@@ -2199,7 +2199,7 @@
       </w:r>
       <w:proofErr w:type="spellEnd"/>
       <w:r>
-        <w:t xml:space="preserve"> de atención con inteligencia artificial.</w:t>
+        <w:t xml:space="preserve"> de atención con inteligencia artificial. La arquitectura del sistema debe permitir incorporar más tipos de documento en sprints futuros —una meta cercana son unos 10 o más, dentro del universo de los cuarenta y tantos trámites que maneja Easy Office hoy de forma manual—, aunque esa ampliación no forma parte de este MVP.</w:t>
       </w:r>
     </w:p>
     <w:p>
@@ -2282,7 +2282,7 @@
       </w:r>
       <w:proofErr w:type="spellEnd"/>
       <w:r>
-        <w:t xml:space="preserve"> de aproximadamente dos semanas. Cada uno parte con historias de usuario priorizadas desde el </w:t>
+        <w:t xml:space="preserve"> de aproximadamente tres semanas. Cada uno parte con historias de usuario priorizadas desde el </w:t>
       </w:r>
       <w:proofErr w:type="spellStart"/>
       <w:r>
@@ -2308,7 +2308,7 @@
     <w:p/>
     <w:p>
       <w:r>
-        <w:t>Funciones del equipo: Diego Navarrete lidera el proyecto y es el contacto directo con el cliente. Andrés Fernández se enfoca en la documentación formal y las evidencias que pide la asignatura. Dunkan Hernández apoya en pruebas y desarrollo. Las tareas de desarrollo se reparten entre los tres durante la planificación de cada sprint.</w:t>
+        <w:t>Funciones del equipo: Diego Navarrete es el Product Owner y el contacto directo con el cliente. Andrés Fernández es el Scrum Master y se enfoca en la documentación formal y las evidencias que pide la asignatura. Dunkan Hernández es Developer, con foco en pruebas y desarrollo. Las tareas de desarrollo se reparten entre los tres durante la planificación de cada sprint.</w:t>
       </w:r>
     </w:p>
     <w:p>
@@ -3796,7 +3796,7 @@
                 <w:sz w:val="22"/>
                 <w:szCs w:val="22"/>
               </w:rPr>
-              <w:t>Construcción incremental del CRM, priorizando el backlog.</w:t>
+              <w:t>Construcción incremental del CRM en 4 sprints de 3 semanas: Sprint 1 (S5-S7) mockups + clientes + backend base; Sprint 2 (S8-S10) contrato + firma electrónica; Sprint 3 (S11-S13) trazabilidad + roles; Sprint 4 (S14-S16) pruebas + Docker + manual técnico.</w:t>
             </w:r>
           </w:p>
         </w:tc>
@@ -3864,7 +3864,7 @@
                 <w:sz w:val="22"/>
                 <w:szCs w:val="22"/>
               </w:rPr>
-              <w:t>Semanas 6-14</w:t>
+              <w:t>Semanas 5-16</w:t>
             </w:r>
           </w:p>
         </w:tc>
@@ -4226,7 +4226,7 @@
                 <w:sz w:val="22"/>
                 <w:szCs w:val="22"/>
               </w:rPr>
-              <w:t>Empaquetado con Docker y preparación del entorno.</w:t>
+              <w:t>Empaquetado con Docker y preparación del entorno (parte del Sprint 4).</w:t>
             </w:r>
           </w:p>
         </w:tc>
@@ -4303,7 +4303,7 @@
                 <w:sz w:val="22"/>
                 <w:szCs w:val="22"/>
               </w:rPr>
-              <w:t>Semanas 15-16</w:t>
+              <w:t>Semanas 14-16</w:t>
             </w:r>
           </w:p>
         </w:tc>
